--- a/Java/Avdhut Madhavi C-60 TU3S2627005 Exp1.docx
+++ b/Java/Avdhut Madhavi C-60 TU3S2627005 Exp1.docx
@@ -80,14 +80,28 @@
           <w:sz w:val="22"/>
           <w:szCs w:val="22"/>
         </w:rPr>
-        <w:t>C60</w:t>
-      </w:r>
-      <w:r>
-        <w:rPr>
-          <w:sz w:val="22"/>
-          <w:szCs w:val="22"/>
-        </w:rPr>
-        <w:tab/>
+        <w:t>C</w:t>
+      </w:r>
+      <w:r>
+        <w:rPr>
+          <w:sz w:val="22"/>
+          <w:szCs w:val="22"/>
+        </w:rPr>
+        <w:t>-</w:t>
+      </w:r>
+      <w:r>
+        <w:rPr>
+          <w:sz w:val="22"/>
+          <w:szCs w:val="22"/>
+        </w:rPr>
+        <w:t>6</w:t>
+      </w:r>
+      <w:r>
+        <w:rPr>
+          <w:sz w:val="22"/>
+          <w:szCs w:val="22"/>
+        </w:rPr>
+        <w:t>0</w:t>
       </w:r>
     </w:p>
     <w:p>
@@ -108,54 +122,11 @@
       </w:r>
       <w:r>
         <w:rPr>
-          <w:sz w:val="22"/>
-          <w:szCs w:val="22"/>
-        </w:rPr>
-        <w:t xml:space="preserve"> </w:t>
-      </w:r>
-      <w:r>
-        <w:rPr>
-          <w:sz w:val="22"/>
-          <w:szCs w:val="22"/>
-        </w:rPr>
-        <w:t>Avdhut Parish Madhavi</w:t>
-      </w:r>
-      <w:r>
-        <w:rPr>
-          <w:sz w:val="22"/>
-          <w:szCs w:val="22"/>
-        </w:rPr>
-        <w:tab/>
-      </w:r>
-      <w:r>
-        <w:rPr>
-          <w:sz w:val="22"/>
-          <w:szCs w:val="22"/>
-        </w:rPr>
-        <w:tab/>
-      </w:r>
-    </w:p>
-    <w:p>
-      <w:pPr>
-        <w:rPr>
-          <w:sz w:val="22"/>
-          <w:szCs w:val="22"/>
-        </w:rPr>
-      </w:pPr>
-      <w:r>
-        <w:rPr>
           <w:b/>
           <w:bCs/>
           <w:sz w:val="22"/>
           <w:szCs w:val="22"/>
         </w:rPr>
-        <w:t>Class / Division</w:t>
-      </w:r>
-      <w:r>
-        <w:rPr>
-          <w:sz w:val="22"/>
-          <w:szCs w:val="22"/>
-        </w:rPr>
         <w:t xml:space="preserve"> </w:t>
       </w:r>
       <w:r>
@@ -163,7 +134,21 @@
           <w:sz w:val="22"/>
           <w:szCs w:val="22"/>
         </w:rPr>
-        <w:t>SE-C</w:t>
+        <w:t>Avdhut Parish Madhavi</w:t>
+      </w:r>
+      <w:r>
+        <w:rPr>
+          <w:sz w:val="22"/>
+          <w:szCs w:val="22"/>
+        </w:rPr>
+        <w:tab/>
+      </w:r>
+      <w:r>
+        <w:rPr>
+          <w:sz w:val="22"/>
+          <w:szCs w:val="22"/>
+        </w:rPr>
+        <w:tab/>
       </w:r>
     </w:p>
     <w:p>
@@ -180,7 +165,7 @@
           <w:sz w:val="22"/>
           <w:szCs w:val="22"/>
         </w:rPr>
-        <w:t>Batch</w:t>
+        <w:t>Class / Division</w:t>
       </w:r>
       <w:r>
         <w:rPr>
@@ -194,7 +179,7 @@
           <w:sz w:val="22"/>
           <w:szCs w:val="22"/>
         </w:rPr>
-        <w:t>C2</w:t>
+        <w:t>SE-C</w:t>
       </w:r>
     </w:p>
     <w:p>
@@ -211,14 +196,21 @@
           <w:sz w:val="22"/>
           <w:szCs w:val="22"/>
         </w:rPr>
-        <w:t>Date of Experiment</w:t>
-      </w:r>
-      <w:r>
-        <w:rPr>
-          <w:sz w:val="22"/>
-          <w:szCs w:val="22"/>
-        </w:rPr>
-        <w:t xml:space="preserve"> ________________________________________________</w:t>
+        <w:t>Batch</w:t>
+      </w:r>
+      <w:r>
+        <w:rPr>
+          <w:sz w:val="22"/>
+          <w:szCs w:val="22"/>
+        </w:rPr>
+        <w:t xml:space="preserve"> </w:t>
+      </w:r>
+      <w:r>
+        <w:rPr>
+          <w:sz w:val="22"/>
+          <w:szCs w:val="22"/>
+        </w:rPr>
+        <w:t>C2</w:t>
       </w:r>
     </w:p>
     <w:p>
@@ -235,7 +227,7 @@
           <w:sz w:val="22"/>
           <w:szCs w:val="22"/>
         </w:rPr>
-        <w:t>Date of Submission</w:t>
+        <w:t>Date of Experiment</w:t>
       </w:r>
       <w:r>
         <w:rPr>
@@ -259,6 +251,30 @@
           <w:sz w:val="22"/>
           <w:szCs w:val="22"/>
         </w:rPr>
+        <w:t>Date of Submission</w:t>
+      </w:r>
+      <w:r>
+        <w:rPr>
+          <w:sz w:val="22"/>
+          <w:szCs w:val="22"/>
+        </w:rPr>
+        <w:t xml:space="preserve"> ________________________________________________</w:t>
+      </w:r>
+    </w:p>
+    <w:p>
+      <w:pPr>
+        <w:rPr>
+          <w:sz w:val="22"/>
+          <w:szCs w:val="22"/>
+        </w:rPr>
+      </w:pPr>
+      <w:r>
+        <w:rPr>
+          <w:b/>
+          <w:bCs/>
+          <w:sz w:val="22"/>
+          <w:szCs w:val="22"/>
+        </w:rPr>
         <w:t>Grade</w:t>
       </w:r>
       <w:r>
@@ -323,68 +339,40 @@
           <w:szCs w:val="22"/>
           <w:lang w:val="en-IN"/>
         </w:rPr>
-        <w:t xml:space="preserve">Execution command: java </w:t>
-      </w:r>
-      <w:proofErr w:type="spellStart"/>
-      <w:r>
+        <w:t>Execution command: java PatientWelcome</w:t>
+      </w:r>
+    </w:p>
+    <w:p>
+      <w:pPr>
         <w:rPr>
           <w:sz w:val="22"/>
           <w:szCs w:val="22"/>
           <w:lang w:val="en-IN"/>
         </w:rPr>
-        <w:t>PatientWelcome</w:t>
-      </w:r>
-      <w:proofErr w:type="spellEnd"/>
-    </w:p>
-    <w:p>
-      <w:pPr>
+      </w:pPr>
+      <w:r>
         <w:rPr>
           <w:sz w:val="22"/>
           <w:szCs w:val="22"/>
           <w:lang w:val="en-IN"/>
         </w:rPr>
-      </w:pPr>
-      <w:r>
+        <w:t>Compilation command: javac PatientWelcome.java</w:t>
+      </w:r>
+    </w:p>
+    <w:p>
+      <w:pPr>
         <w:rPr>
           <w:sz w:val="22"/>
           <w:szCs w:val="22"/>
           <w:lang w:val="en-IN"/>
         </w:rPr>
-        <w:t xml:space="preserve">Compilation command: </w:t>
-      </w:r>
-      <w:proofErr w:type="spellStart"/>
+      </w:pPr>
       <w:r>
         <w:rPr>
           <w:sz w:val="22"/>
           <w:szCs w:val="22"/>
           <w:lang w:val="en-IN"/>
         </w:rPr>
-        <w:t>javac</w:t>
-      </w:r>
-      <w:proofErr w:type="spellEnd"/>
-      <w:r>
-        <w:rPr>
-          <w:sz w:val="22"/>
-          <w:szCs w:val="22"/>
-          <w:lang w:val="en-IN"/>
-        </w:rPr>
-        <w:t xml:space="preserve"> PatientWelcome.java</w:t>
-      </w:r>
-    </w:p>
-    <w:p>
-      <w:pPr>
-        <w:rPr>
-          <w:sz w:val="22"/>
-          <w:szCs w:val="22"/>
-          <w:lang w:val="en-IN"/>
-        </w:rPr>
-      </w:pPr>
-      <w:r>
-        <w:rPr>
-          <w:sz w:val="22"/>
-          <w:szCs w:val="22"/>
-          <w:lang w:val="en-IN"/>
-        </w:rPr>
         <w:t>Source file: PatientWelcome.java</w:t>
       </w:r>
     </w:p>
@@ -438,132 +426,68 @@
           <w:sz w:val="22"/>
           <w:szCs w:val="22"/>
         </w:rPr>
-        <w:t xml:space="preserve">public class </w:t>
-      </w:r>
-      <w:proofErr w:type="spellStart"/>
-      <w:r>
-        <w:rPr>
-          <w:sz w:val="22"/>
-          <w:szCs w:val="22"/>
-        </w:rPr>
-        <w:t>PatientWelcome</w:t>
-      </w:r>
-      <w:proofErr w:type="spellEnd"/>
-      <w:r>
-        <w:rPr>
-          <w:sz w:val="22"/>
-          <w:szCs w:val="22"/>
-        </w:rPr>
-        <w:t xml:space="preserve"> {</w:t>
-      </w:r>
-    </w:p>
-    <w:p>
-      <w:pPr>
-        <w:rPr>
-          <w:sz w:val="22"/>
-          <w:szCs w:val="22"/>
-        </w:rPr>
-      </w:pPr>
-    </w:p>
-    <w:p>
-      <w:pPr>
-        <w:rPr>
-          <w:sz w:val="22"/>
-          <w:szCs w:val="22"/>
-        </w:rPr>
-      </w:pPr>
-      <w:r>
-        <w:rPr>
-          <w:sz w:val="22"/>
-          <w:szCs w:val="22"/>
-        </w:rPr>
-        <w:t xml:space="preserve">    public static void main(String[] </w:t>
-      </w:r>
-      <w:proofErr w:type="spellStart"/>
-      <w:r>
-        <w:rPr>
-          <w:sz w:val="22"/>
-          <w:szCs w:val="22"/>
-        </w:rPr>
-        <w:t>args</w:t>
-      </w:r>
-      <w:proofErr w:type="spellEnd"/>
-      <w:r>
-        <w:rPr>
-          <w:sz w:val="22"/>
-          <w:szCs w:val="22"/>
-        </w:rPr>
-        <w:t>) {</w:t>
-      </w:r>
-    </w:p>
-    <w:p>
-      <w:pPr>
-        <w:rPr>
-          <w:sz w:val="22"/>
-          <w:szCs w:val="22"/>
-        </w:rPr>
-      </w:pPr>
-    </w:p>
-    <w:p>
-      <w:pPr>
-        <w:rPr>
-          <w:sz w:val="22"/>
-          <w:szCs w:val="22"/>
-        </w:rPr>
-      </w:pPr>
-      <w:r>
-        <w:rPr>
-          <w:sz w:val="22"/>
-          <w:szCs w:val="22"/>
-        </w:rPr>
-        <w:t xml:space="preserve">        String </w:t>
-      </w:r>
-      <w:proofErr w:type="spellStart"/>
-      <w:r>
-        <w:rPr>
-          <w:sz w:val="22"/>
-          <w:szCs w:val="22"/>
-        </w:rPr>
-        <w:t>patientName</w:t>
-      </w:r>
-      <w:proofErr w:type="spellEnd"/>
-      <w:r>
-        <w:rPr>
-          <w:sz w:val="22"/>
-          <w:szCs w:val="22"/>
-        </w:rPr>
-        <w:t xml:space="preserve"> = "Aarav";</w:t>
-      </w:r>
-    </w:p>
-    <w:p>
-      <w:pPr>
-        <w:rPr>
-          <w:sz w:val="22"/>
-          <w:szCs w:val="22"/>
-        </w:rPr>
-      </w:pPr>
-      <w:r>
-        <w:rPr>
-          <w:sz w:val="22"/>
-          <w:szCs w:val="22"/>
-        </w:rPr>
-        <w:t xml:space="preserve">        int </w:t>
-      </w:r>
-      <w:proofErr w:type="spellStart"/>
-      <w:r>
-        <w:rPr>
-          <w:sz w:val="22"/>
-          <w:szCs w:val="22"/>
-        </w:rPr>
-        <w:t>patientId</w:t>
-      </w:r>
-      <w:proofErr w:type="spellEnd"/>
-      <w:r>
-        <w:rPr>
-          <w:sz w:val="22"/>
-          <w:szCs w:val="22"/>
-        </w:rPr>
-        <w:t xml:space="preserve"> = 101;</w:t>
+        <w:t>public class PatientWelcome {</w:t>
+      </w:r>
+    </w:p>
+    <w:p>
+      <w:pPr>
+        <w:rPr>
+          <w:sz w:val="22"/>
+          <w:szCs w:val="22"/>
+        </w:rPr>
+      </w:pPr>
+    </w:p>
+    <w:p>
+      <w:pPr>
+        <w:rPr>
+          <w:sz w:val="22"/>
+          <w:szCs w:val="22"/>
+        </w:rPr>
+      </w:pPr>
+      <w:r>
+        <w:rPr>
+          <w:sz w:val="22"/>
+          <w:szCs w:val="22"/>
+        </w:rPr>
+        <w:t xml:space="preserve">    public static void main(String[] args) {</w:t>
+      </w:r>
+    </w:p>
+    <w:p>
+      <w:pPr>
+        <w:rPr>
+          <w:sz w:val="22"/>
+          <w:szCs w:val="22"/>
+        </w:rPr>
+      </w:pPr>
+    </w:p>
+    <w:p>
+      <w:pPr>
+        <w:rPr>
+          <w:sz w:val="22"/>
+          <w:szCs w:val="22"/>
+        </w:rPr>
+      </w:pPr>
+      <w:r>
+        <w:rPr>
+          <w:sz w:val="22"/>
+          <w:szCs w:val="22"/>
+        </w:rPr>
+        <w:t xml:space="preserve">        String patientName = "Aarav";</w:t>
+      </w:r>
+    </w:p>
+    <w:p>
+      <w:pPr>
+        <w:rPr>
+          <w:sz w:val="22"/>
+          <w:szCs w:val="22"/>
+        </w:rPr>
+      </w:pPr>
+      <w:r>
+        <w:rPr>
+          <w:sz w:val="22"/>
+          <w:szCs w:val="22"/>
+        </w:rPr>
+        <w:t xml:space="preserve">        int patientId = 101;</w:t>
       </w:r>
     </w:p>
     <w:p>
@@ -593,210 +517,82 @@
           <w:sz w:val="22"/>
           <w:szCs w:val="22"/>
         </w:rPr>
-        <w:t xml:space="preserve">        </w:t>
-      </w:r>
-      <w:proofErr w:type="spellStart"/>
-      <w:r>
-        <w:rPr>
-          <w:sz w:val="22"/>
-          <w:szCs w:val="22"/>
-        </w:rPr>
-        <w:t>System.out.println</w:t>
-      </w:r>
-      <w:proofErr w:type="spellEnd"/>
-      <w:r>
-        <w:rPr>
-          <w:sz w:val="22"/>
-          <w:szCs w:val="22"/>
-        </w:rPr>
-        <w:t>("Healthcare Registration");</w:t>
-      </w:r>
-    </w:p>
-    <w:p>
-      <w:pPr>
-        <w:rPr>
-          <w:sz w:val="22"/>
-          <w:szCs w:val="22"/>
-        </w:rPr>
-      </w:pPr>
-      <w:r>
-        <w:rPr>
-          <w:sz w:val="22"/>
-          <w:szCs w:val="22"/>
-        </w:rPr>
-        <w:t xml:space="preserve">        </w:t>
-      </w:r>
-      <w:proofErr w:type="spellStart"/>
-      <w:r>
-        <w:rPr>
-          <w:sz w:val="22"/>
-          <w:szCs w:val="22"/>
-        </w:rPr>
-        <w:t>System.out.println</w:t>
-      </w:r>
-      <w:proofErr w:type="spellEnd"/>
-      <w:r>
-        <w:rPr>
-          <w:sz w:val="22"/>
-          <w:szCs w:val="22"/>
-        </w:rPr>
-        <w:t>("----------------------");</w:t>
-      </w:r>
-    </w:p>
-    <w:p>
-      <w:pPr>
-        <w:rPr>
-          <w:sz w:val="22"/>
-          <w:szCs w:val="22"/>
-        </w:rPr>
-      </w:pPr>
-      <w:r>
-        <w:rPr>
-          <w:sz w:val="22"/>
-          <w:szCs w:val="22"/>
-        </w:rPr>
-        <w:t xml:space="preserve">        </w:t>
-      </w:r>
-      <w:proofErr w:type="spellStart"/>
-      <w:r>
-        <w:rPr>
-          <w:sz w:val="22"/>
-          <w:szCs w:val="22"/>
-        </w:rPr>
-        <w:t>System.out.println</w:t>
-      </w:r>
-      <w:proofErr w:type="spellEnd"/>
-      <w:r>
-        <w:rPr>
-          <w:sz w:val="22"/>
-          <w:szCs w:val="22"/>
-        </w:rPr>
-        <w:t xml:space="preserve">("Patient ID   : " + </w:t>
-      </w:r>
-      <w:proofErr w:type="spellStart"/>
-      <w:r>
-        <w:rPr>
-          <w:sz w:val="22"/>
-          <w:szCs w:val="22"/>
-        </w:rPr>
-        <w:t>patientId</w:t>
-      </w:r>
-      <w:proofErr w:type="spellEnd"/>
-      <w:r>
-        <w:rPr>
-          <w:sz w:val="22"/>
-          <w:szCs w:val="22"/>
-        </w:rPr>
-        <w:t>);</w:t>
-      </w:r>
-    </w:p>
-    <w:p>
-      <w:pPr>
-        <w:rPr>
-          <w:sz w:val="22"/>
-          <w:szCs w:val="22"/>
-        </w:rPr>
-      </w:pPr>
-      <w:r>
-        <w:rPr>
-          <w:sz w:val="22"/>
-          <w:szCs w:val="22"/>
-        </w:rPr>
-        <w:t xml:space="preserve">        </w:t>
-      </w:r>
-      <w:proofErr w:type="spellStart"/>
-      <w:r>
-        <w:rPr>
-          <w:sz w:val="22"/>
-          <w:szCs w:val="22"/>
-        </w:rPr>
-        <w:t>System.out.println</w:t>
-      </w:r>
-      <w:proofErr w:type="spellEnd"/>
-      <w:r>
-        <w:rPr>
-          <w:sz w:val="22"/>
-          <w:szCs w:val="22"/>
-        </w:rPr>
-        <w:t xml:space="preserve">("Patient Name : " + </w:t>
-      </w:r>
-      <w:proofErr w:type="spellStart"/>
-      <w:r>
-        <w:rPr>
-          <w:sz w:val="22"/>
-          <w:szCs w:val="22"/>
-        </w:rPr>
-        <w:t>patientName</w:t>
-      </w:r>
-      <w:proofErr w:type="spellEnd"/>
-      <w:r>
-        <w:rPr>
-          <w:sz w:val="22"/>
-          <w:szCs w:val="22"/>
-        </w:rPr>
-        <w:t>);</w:t>
-      </w:r>
-    </w:p>
-    <w:p>
-      <w:pPr>
-        <w:rPr>
-          <w:sz w:val="22"/>
-          <w:szCs w:val="22"/>
-        </w:rPr>
-      </w:pPr>
-      <w:r>
-        <w:rPr>
-          <w:sz w:val="22"/>
-          <w:szCs w:val="22"/>
-        </w:rPr>
-        <w:t xml:space="preserve">        </w:t>
-      </w:r>
-      <w:proofErr w:type="spellStart"/>
-      <w:r>
-        <w:rPr>
-          <w:sz w:val="22"/>
-          <w:szCs w:val="22"/>
-        </w:rPr>
-        <w:t>System.out.println</w:t>
-      </w:r>
-      <w:proofErr w:type="spellEnd"/>
-      <w:r>
-        <w:rPr>
-          <w:sz w:val="22"/>
-          <w:szCs w:val="22"/>
-        </w:rPr>
-        <w:t>("Age          : " + age);</w:t>
-      </w:r>
-    </w:p>
-    <w:p>
-      <w:pPr>
-        <w:rPr>
-          <w:sz w:val="22"/>
-          <w:szCs w:val="22"/>
-        </w:rPr>
-      </w:pPr>
-      <w:r>
-        <w:rPr>
-          <w:sz w:val="22"/>
-          <w:szCs w:val="22"/>
-        </w:rPr>
-        <w:t xml:space="preserve">        </w:t>
-      </w:r>
-      <w:proofErr w:type="spellStart"/>
-      <w:r>
-        <w:rPr>
-          <w:sz w:val="22"/>
-          <w:szCs w:val="22"/>
-        </w:rPr>
-        <w:t>System.out.println</w:t>
-      </w:r>
-      <w:proofErr w:type="spellEnd"/>
-      <w:r>
-        <w:rPr>
-          <w:sz w:val="22"/>
-          <w:szCs w:val="22"/>
-        </w:rPr>
-        <w:t>("Registration successful.");</w:t>
+        <w:t xml:space="preserve">        System.out.println("Healthcare Registration");</w:t>
+      </w:r>
+    </w:p>
+    <w:p>
+      <w:pPr>
+        <w:rPr>
+          <w:sz w:val="22"/>
+          <w:szCs w:val="22"/>
+        </w:rPr>
+      </w:pPr>
+      <w:r>
+        <w:rPr>
+          <w:sz w:val="22"/>
+          <w:szCs w:val="22"/>
+        </w:rPr>
+        <w:t xml:space="preserve">        System.out.println("----------------------");</w:t>
+      </w:r>
+    </w:p>
+    <w:p>
+      <w:pPr>
+        <w:rPr>
+          <w:sz w:val="22"/>
+          <w:szCs w:val="22"/>
+        </w:rPr>
+      </w:pPr>
+      <w:r>
+        <w:rPr>
+          <w:sz w:val="22"/>
+          <w:szCs w:val="22"/>
+        </w:rPr>
+        <w:t xml:space="preserve">        System.out.println("Patient ID   : " + patientId);</w:t>
+      </w:r>
+    </w:p>
+    <w:p>
+      <w:pPr>
+        <w:rPr>
+          <w:sz w:val="22"/>
+          <w:szCs w:val="22"/>
+        </w:rPr>
+      </w:pPr>
+      <w:r>
+        <w:rPr>
+          <w:sz w:val="22"/>
+          <w:szCs w:val="22"/>
+        </w:rPr>
+        <w:t xml:space="preserve">        System.out.println("Patient Name : " + patientName);</w:t>
+      </w:r>
+    </w:p>
+    <w:p>
+      <w:pPr>
+        <w:rPr>
+          <w:sz w:val="22"/>
+          <w:szCs w:val="22"/>
+        </w:rPr>
+      </w:pPr>
+      <w:r>
+        <w:rPr>
+          <w:sz w:val="22"/>
+          <w:szCs w:val="22"/>
+        </w:rPr>
+        <w:t xml:space="preserve">        System.out.println("Age          : " + age);</w:t>
+      </w:r>
+    </w:p>
+    <w:p>
+      <w:pPr>
+        <w:rPr>
+          <w:sz w:val="22"/>
+          <w:szCs w:val="22"/>
+        </w:rPr>
+      </w:pPr>
+      <w:r>
+        <w:rPr>
+          <w:sz w:val="22"/>
+          <w:szCs w:val="22"/>
+        </w:rPr>
+        <w:t xml:space="preserve">        System.out.println("Registration successful.");</w:t>
       </w:r>
     </w:p>
     <w:p>
@@ -846,6 +642,7 @@
       </w:pPr>
       <w:r>
         <w:rPr>
+          <w:noProof/>
           <w:sz w:val="22"/>
           <w:szCs w:val="22"/>
         </w:rPr>
@@ -988,23 +785,7 @@
           <w:sz w:val="22"/>
           <w:szCs w:val="22"/>
         </w:rPr>
-        <w:t xml:space="preserve">JDK provides development tools such as </w:t>
-      </w:r>
-      <w:proofErr w:type="spellStart"/>
-      <w:r>
-        <w:rPr>
-          <w:sz w:val="22"/>
-          <w:szCs w:val="22"/>
-        </w:rPr>
-        <w:t>javac</w:t>
-      </w:r>
-      <w:proofErr w:type="spellEnd"/>
-      <w:r>
-        <w:rPr>
-          <w:sz w:val="22"/>
-          <w:szCs w:val="22"/>
-        </w:rPr>
-        <w:t xml:space="preserve"> and the components needed to develop and run Java programs. JRE provides the libraries and runtime environment needed to run Java applications. JVM loads and executes Java bytecode.</w:t>
+        <w:t>JDK provides development tools such as javac and the components needed to develop and run Java programs. JRE provides the libraries and runtime environment needed to run Java applications. JVM loads and executes Java bytecode.</w:t>
       </w:r>
     </w:p>
     <w:p>
@@ -1192,21 +973,7 @@
           <w:sz w:val="22"/>
           <w:szCs w:val="22"/>
         </w:rPr>
-        <w:t>The main() method is the entry point of a standard Java application. Program execution begins from this method.</w:t>
-      </w:r>
-      <w:r>
-        <w:rPr>
-          <w:sz w:val="22"/>
-          <w:szCs w:val="22"/>
-        </w:rPr>
-        <w:t xml:space="preserve"> </w:t>
-      </w:r>
-      <w:r>
-        <w:rPr>
-          <w:sz w:val="22"/>
-          <w:szCs w:val="22"/>
-        </w:rPr>
-        <w:t>The main() method is the entry point of a standard Java application. Program execution begins from this method.</w:t>
+        <w:t>The main() method is the entry point of a standard Java application. Program execution begins from this method. The main() method is the entry point of a standard Java application. Program execution begins from this method.</w:t>
       </w:r>
     </w:p>
     <w:p>
@@ -1252,23 +1019,7 @@
           <w:sz w:val="22"/>
           <w:szCs w:val="22"/>
         </w:rPr>
-        <w:t xml:space="preserve">The program was compiled using </w:t>
-      </w:r>
-      <w:proofErr w:type="spellStart"/>
-      <w:r>
-        <w:rPr>
-          <w:sz w:val="22"/>
-          <w:szCs w:val="22"/>
-        </w:rPr>
-        <w:t>javac</w:t>
-      </w:r>
-      <w:proofErr w:type="spellEnd"/>
-      <w:r>
-        <w:rPr>
-          <w:sz w:val="22"/>
-          <w:szCs w:val="22"/>
-        </w:rPr>
-        <w:t xml:space="preserve"> and executed using java. The Java source file (.java) was converted into bytecode (.class), which was executed by the JVM. The program displayed the patient registration details successfully.</w:t>
+        <w:t>The program was compiled using javac and executed using java. The Java source file (.java) was converted into bytecode (.class), which was executed by the JVM. The program displayed the patient registration details successfully.</w:t>
       </w:r>
     </w:p>
     <w:p>
@@ -2468,6 +2219,7 @@
   <w:style w:type="character" w:default="1" w:styleId="DefaultParagraphFont">
     <w:name w:val="Default Paragraph Font"/>
     <w:uiPriority w:val="1"/>
+    <w:semiHidden/>
     <w:unhideWhenUsed/>
   </w:style>
   <w:style w:type="table" w:default="1" w:styleId="TableNormal">
